--- a/熊猫成仙，从青竹山开始/第一卷 龙蛇起陆/第022章 这山里连鸟都没有.docx
+++ b/熊猫成仙，从青竹山开始/第一卷 龙蛇起陆/第022章 这山里连鸟都没有.docx
@@ -215,7 +215,7 @@
           <w:sz w:val="27"/>
           <w:szCs w:val="27"/>
         </w:rPr>
-        <w:t xml:space="preserve">竹长庚站在坡顶看了很久，什么都没说，往下走。</w:t>
+        <w:t xml:space="preserve">竹长庚在坡顶看了一阵，什么都没说，往下走。</w:t>
       </w:r>
     </w:p>
     <w:p>
@@ -1377,7 +1377,7 @@
           <w:sz w:val="27"/>
           <w:szCs w:val="27"/>
         </w:rPr>
-        <w:t xml:space="preserve">“我在这山里五十年。”陆明远说，“一向静的山，和一个没有鸟的山，不一样。”</w:t>
+        <w:t xml:space="preserve">“我在这山里五十来年。”陆明远说，“一向静的山，和一个没有鸟的山，不一样。”</w:t>
       </w:r>
     </w:p>
     <w:p>
@@ -1615,7 +1615,7 @@
           <w:sz w:val="27"/>
           <w:szCs w:val="27"/>
         </w:rPr>
-        <w:t xml:space="preserve">他在这山里住了五十年。他把每一条沟都走过，每一片坡都记下了。他没走过底。走到半坡以上，他就回来。不是因为怕，是因为没必要。</w:t>
+        <w:t xml:space="preserve">他在这山里住了五十来年。他把每一条沟都走过，每一片坡都记下了。他没走过底。走到半坡以上，他就回来。不是因为怕，是因为没必要。</w:t>
       </w:r>
     </w:p>
     <w:p>
@@ -1895,7 +1895,7 @@
           <w:sz w:val="27"/>
           <w:szCs w:val="27"/>
         </w:rPr>
-        <w:t xml:space="preserve">寿：五十 / 三百</w:t>
+        <w:t xml:space="preserve">寿：五十三 / 三百</w:t>
       </w:r>
     </w:p>
     <w:p>
@@ -2049,7 +2049,7 @@
           <w:sz w:val="27"/>
           <w:szCs w:val="27"/>
         </w:rPr>
-        <w:t xml:space="preserve">这五个字他看了五十年。他一直以为这是一句判决，说的是天不给。</w:t>
+        <w:t xml:space="preserve">这五个字他看了五十来年。他一直以为这是一句判决，说的是天不给。</w:t>
       </w:r>
     </w:p>
     <w:p>
@@ -2133,7 +2133,7 @@
           <w:sz w:val="27"/>
           <w:szCs w:val="27"/>
         </w:rPr>
-        <w:t xml:space="preserve">陆明远趴在石头上，很久没有动。</w:t>
+        <w:t xml:space="preserve">陆明远趴在石头上，一直趴到灯油耗干。</w:t>
       </w:r>
     </w:p>
     <w:p>
